--- a/content/templates/common-paper-csa-with-sla/template.docx
+++ b/content/templates/common-paper-csa-with-sla/template.docx
@@ -6329,6 +6329,9 @@
                 <w:szCs w:val="18"/>
               </w:rPr>
             </w:pPr>
+            <w:r>
+              <w:t>{provider_signatory_name}</w:t>
+            </w:r>
           </w:p>
         </w:tc>
         <w:tc>
@@ -6379,6 +6382,9 @@
                 <w:szCs w:val="18"/>
               </w:rPr>
             </w:pPr>
+            <w:r>
+              <w:t>{customer_signatory_name}</w:t>
+            </w:r>
           </w:p>
         </w:tc>
       </w:tr>
@@ -6441,6 +6447,9 @@
                 <w:szCs w:val="18"/>
               </w:rPr>
             </w:pPr>
+            <w:r>
+              <w:t>{provider_signatory_title_display}</w:t>
+            </w:r>
           </w:p>
         </w:tc>
         <w:tc>
@@ -6491,6 +6500,9 @@
                 <w:szCs w:val="18"/>
               </w:rPr>
             </w:pPr>
+            <w:r>
+              <w:t>{customer_signatory_title_display}</w:t>
+            </w:r>
           </w:p>
         </w:tc>
       </w:tr>
@@ -6575,6 +6587,9 @@
                 <w:szCs w:val="18"/>
               </w:rPr>
             </w:pPr>
+            <w:r>
+              <w:t>{provider_signatory_email}</w:t>
+            </w:r>
           </w:p>
         </w:tc>
         <w:tc>
@@ -6625,6 +6640,9 @@
                 <w:szCs w:val="18"/>
               </w:rPr>
             </w:pPr>
+            <w:r>
+              <w:t>{customer_signatory_email}</w:t>
+            </w:r>
           </w:p>
         </w:tc>
       </w:tr>
@@ -12328,6 +12346,9 @@
                 <w:szCs w:val="18"/>
               </w:rPr>
             </w:pPr>
+            <w:r>
+              <w:t>{provider_signatory_name}</w:t>
+            </w:r>
           </w:p>
         </w:tc>
         <w:tc>
@@ -12378,6 +12399,9 @@
                 <w:szCs w:val="18"/>
               </w:rPr>
             </w:pPr>
+            <w:r>
+              <w:t>{customer_signatory_name}</w:t>
+            </w:r>
           </w:p>
         </w:tc>
       </w:tr>
@@ -12440,6 +12464,9 @@
                 <w:szCs w:val="18"/>
               </w:rPr>
             </w:pPr>
+            <w:r>
+              <w:t>{provider_signatory_title_display}</w:t>
+            </w:r>
           </w:p>
         </w:tc>
         <w:tc>
@@ -12490,6 +12517,9 @@
                 <w:szCs w:val="18"/>
               </w:rPr>
             </w:pPr>
+            <w:r>
+              <w:t>{customer_signatory_title_display}</w:t>
+            </w:r>
           </w:p>
         </w:tc>
       </w:tr>
@@ -12574,6 +12604,9 @@
                 <w:szCs w:val="18"/>
               </w:rPr>
             </w:pPr>
+            <w:r>
+              <w:t>{provider_signatory_email}</w:t>
+            </w:r>
           </w:p>
         </w:tc>
         <w:tc>
@@ -12624,6 +12657,9 @@
                 <w:szCs w:val="18"/>
               </w:rPr>
             </w:pPr>
+            <w:r>
+              <w:t>{customer_signatory_email}</w:t>
+            </w:r>
           </w:p>
         </w:tc>
       </w:tr>

--- a/content/templates/common-paper-csa-with-sla/template.docx
+++ b/content/templates/common-paper-csa-with-sla/template.docx
@@ -1636,7 +1636,7 @@
                 <w:szCs w:val="16"/>
                 <w:highlight w:val="yellow"/>
               </w:rPr>
-              <w:t>{fill_in_value}</w:t>
+              <w:t>{custom_fee_structure}</w:t>
             </w:r>
           </w:p>
           <w:p>
@@ -8686,7 +8686,7 @@
                 <w:szCs w:val="16"/>
                 <w:highlight w:val="yellow"/>
               </w:rPr>
-              <w:t>{fill_in_value}</w:t>
+              <w:t>{increased_claim_other_detail}</w:t>
             </w:r>
           </w:p>
         </w:tc>
@@ -9548,7 +9548,7 @@
                 <w:szCs w:val="16"/>
                 <w:highlight w:val="yellow"/>
               </w:rPr>
-              <w:t>{fill_in_value}</w:t>
+              <w:t>{unlimited_claim_other_detail}</w:t>
             </w:r>
           </w:p>
         </w:tc>
@@ -9713,7 +9713,7 @@
                 <w:szCs w:val="16"/>
                 <w:highlight w:val="yellow"/>
               </w:rPr>
-              <w:t>{fill_in_value}</w:t>
+              <w:t>{additional_warranty_provider_detail}</w:t>
             </w:r>
           </w:p>
           <w:p>
@@ -9796,7 +9796,7 @@
                 <w:szCs w:val="16"/>
                 <w:highlight w:val="yellow"/>
               </w:rPr>
-              <w:t>{fill_in_value}</w:t>
+              <w:t>{additional_warranty_customer_detail}</w:t>
             </w:r>
           </w:p>
         </w:tc>
@@ -10854,7 +10854,7 @@
                       <w:szCs w:val="16"/>
                       <w:highlight w:val="yellow"/>
                     </w:rPr>
-                    <w:t>{fill_in_value}</w:t>
+                    <w:t>{other_security_certification}</w:t>
                   </w:r>
                 </w:p>
               </w:tc>
